--- a/az/wisdom-stories/for-those-who-have-reached-sixty.docx
+++ b/az/wisdom-stories/for-those-who-have-reached-sixty.docx
@@ -84,7 +84,7 @@
           <w:color w:val="000000"/>
           <w:sz w:val="22"/>
         </w:rPr>
-        <w:t>Xırda şeylərə görə stresə düşməyin. Siz artıq həyatınızda çox şeyin öhdəsindən gəlmisiniz. Yaxşı da, pis də xatirələriniz olub. Keçmişin sizi geri çəkməsinə, gələcəyin isə qorxutmasına imkan verməyin. İndi özünüzü yaxşı hiss edin. Xırda çətinliklər tezliklə unudulacaq.</w:t>
+        <w:t>Xırda şeylərə görə stresə düşməyin. Siz artıq həyatınızda çox şeyin öhdəsindən gəlmisiniz. Həm yaxşı, həm də xoş olmayan xatirələriniz olub. Keçmişin sizi geri çəkməsinə, gələcəyin isə qorxutmasına imkan verməyin. İndi özünüzü yaxşı hiss edin. Xırda çətinliklər tezliklə unudulacaq.</w:t>
       </w:r>
     </w:p>
     <w:p>
@@ -98,7 +98,7 @@
           <w:color w:val="000000"/>
           <w:sz w:val="22"/>
         </w:rPr>
-        <w:t>Yaşınızdan asılı olmayaraq, sevginizi həmişə yaşayın. Yoldaşınızı sevin, həyatı sevin, ailənizi sevin və unutmayın: nə qədər ki ağlınız və şəfqətiniz yerindədir, siz qoca deyilsiniz.</w:t>
+        <w:t>Yaşınızdan asılı olmayaraq, sevginizi həmişə yaşayın. Yoldaşınızı sevin, həyatı sevin, ailənizi sevin və unutmayın: nə qədər ki, ağlınız və şəfqətiniz yerindədir, siz qoca deyilsiniz.</w:t>
       </w:r>
     </w:p>
     <w:p>
@@ -266,7 +266,7 @@
           <w:color w:val="9A7417"/>
           <w:sz w:val="22"/>
         </w:rPr>
-        <w:t xml:space="preserve">İbrət: </w:t>
+        <w:t>İbrət: Fədakarlıq dövrü bir gün başa çatır; ömrün payızında özünə də yaşamaq haqqı ver. Xoşbəxt insan ətrafına da xoşbəxtlik yayır.</w:t>
       </w:r>
       <w:r>
         <w:rPr>
@@ -276,7 +276,6 @@
           <w:color w:val="3F3826"/>
           <w:sz w:val="22"/>
         </w:rPr>
-        <w:t>Fədakarlıq dövrü bir gün başa çatır; ömrün payızında özünə də yaşamaq haqqı ver. Xoşbəxt insan ətrafına da xoşbəxtlik yayır.</w:t>
       </w:r>
     </w:p>
     <w:p>
